--- a/submission/속도는벡터_중간보고서_20260417_0000.docx
+++ b/submission/속도는벡터_중간보고서_20260417_0000.docx
@@ -182,7 +182,7 @@
           <w:i w:val="0"/>
           <w:sz w:val="22"/>
         </w:rPr>
-        <w:t xml:space="preserve">본 연구는 벡터 데이터베이스의 카디널리티 추정 정확도 문제를 해결한 Exqutor (arXiv:2512.09695v2) 의 Adaptive Sampling 이 가진 두 단계 한계 — 단일 테이블 vector range query 사각지대 (motivation finding) 와 naive uniform sampling 의 정확도 손실 (개입 측정) — 를 정량 드러내고, </w:t>
+        <w:t xml:space="preserve">벡터 데이터베이스는 </w:t>
       </w:r>
       <w:r>
         <w:rPr>
@@ -192,6 +192,43 @@
           <w:color w:val="E53E3E"/>
           <w:sz w:val="19"/>
         </w:rPr>
+        <w:t>WHERE (v &lt;-&gt; q) &lt; D</w:t>
+      </w:r>
+      <w:r>
+        <w:rPr>
+          <w:rFonts w:ascii="Apple SD Gothic Neo" w:hAnsi="Apple SD Gothic Neo" w:eastAsia="Apple SD Gothic Neo"/>
+          <w:b w:val="0"/>
+          <w:i w:val="0"/>
+          <w:sz w:val="22"/>
+        </w:rPr>
+        <w:t xml:space="preserve"> 꼴의 거리 기반 조건을 처리할 때 카디널리티를 정확히 추정해야 옵티마이저가 nested-loop 과 hash-join, 인덱스 사용 여부를 올바르게 선택할 수 있다. 그러나 pgvector, VBASE, DuckDB 는 각각 33.3%/50%/100% 의 고정 비율 추정에 의존하여 실제 selectivity 0.001~90% 범위에서 수십~수천 배 오차를 낸다. Exqutor (arXiv:2512.09695v2, 2024) 는 multi-table join 시나리오에서 이 문제를 Adaptive Sampling 과 ECQO 로 해소하였으나, 이미지 검색·추천·RAG retrieval 의 근간인 </w:t>
+      </w:r>
+      <w:r>
+        <w:rPr>
+          <w:rFonts w:ascii="Apple SD Gothic Neo" w:hAnsi="Apple SD Gothic Neo" w:eastAsia="Apple SD Gothic Neo"/>
+          <w:b/>
+          <w:i w:val="0"/>
+          <w:sz w:val="22"/>
+        </w:rPr>
+        <w:t>단일 테이블 vector range query</w:t>
+      </w:r>
+      <w:r>
+        <w:rPr>
+          <w:rFonts w:ascii="Apple SD Gothic Neo" w:hAnsi="Apple SD Gothic Neo" w:eastAsia="Apple SD Gothic Neo"/>
+          <w:b w:val="0"/>
+          <w:i w:val="0"/>
+          <w:sz w:val="22"/>
+        </w:rPr>
+        <w:t xml:space="preserve"> 는 </w:t>
+      </w:r>
+      <w:r>
+        <w:rPr>
+          <w:rFonts w:ascii="D2Coding" w:hAnsi="D2Coding" w:eastAsia="D2Coding"/>
+          <w:b w:val="0"/>
+          <w:i w:val="0"/>
+          <w:color w:val="E53E3E"/>
+          <w:sz w:val="19"/>
+        </w:rPr>
         <w:t>vector.c</w:t>
       </w:r>
       <w:r>
@@ -201,7 +238,99 @@
           <w:i w:val="0"/>
           <w:sz w:val="22"/>
         </w:rPr>
-        <w:t xml:space="preserve"> 한 줄 교체 (Pivot A) 와 data-side k-means K=20 기반 stratified sampling 의 native 구현 (Pivot C) 으로 두 sanitize 를 직교 ablation matrix 로 분리 측정한다. 본 보고서는 4 월 14 일~17 일 사이에 수행한 RQ1 Motivation + RQ2 본선 (Phase 1~7 및 4/16~4/17 보강 측정) 의 결과를 정리하고, 6 월 11 일 최종보고서까지의 RQ3 Distribution-Agnostic 확장 로드맵을 함께 제시한다.</w:t>
+        <w:t xml:space="preserve"> line 243 의 </w:t>
+      </w:r>
+      <w:r>
+        <w:rPr>
+          <w:rFonts w:ascii="D2Coding" w:hAnsi="D2Coding" w:eastAsia="D2Coding"/>
+          <w:b w:val="0"/>
+          <w:i w:val="0"/>
+          <w:color w:val="E53E3E"/>
+          <w:sz w:val="19"/>
+        </w:rPr>
+        <w:t>if (table_count &gt; 2)</w:t>
+      </w:r>
+      <w:r>
+        <w:rPr>
+          <w:rFonts w:ascii="Apple SD Gothic Neo" w:hAnsi="Apple SD Gothic Neo" w:eastAsia="Apple SD Gothic Neo"/>
+          <w:b w:val="0"/>
+          <w:i w:val="0"/>
+          <w:sz w:val="22"/>
+        </w:rPr>
+        <w:t xml:space="preserve"> 조건에 의해 hook 경로에서 배제되는 </w:t>
+      </w:r>
+      <w:r>
+        <w:rPr>
+          <w:rFonts w:ascii="Apple SD Gothic Neo" w:hAnsi="Apple SD Gothic Neo" w:eastAsia="Apple SD Gothic Neo"/>
+          <w:b/>
+          <w:i w:val="0"/>
+          <w:sz w:val="22"/>
+        </w:rPr>
+        <w:t>명시되지 않은 사각지대</w:t>
+      </w:r>
+      <w:r>
+        <w:rPr>
+          <w:rFonts w:ascii="Apple SD Gothic Neo" w:hAnsi="Apple SD Gothic Neo" w:eastAsia="Apple SD Gothic Neo"/>
+          <w:b w:val="0"/>
+          <w:i w:val="0"/>
+          <w:sz w:val="22"/>
+        </w:rPr>
+        <w:t xml:space="preserve">를 남긴다. 본 연구는 이 사각지대를 소스 검증으로 정량 드러내고, 두 단계 sanitize — </w:t>
+      </w:r>
+      <w:r>
+        <w:rPr>
+          <w:rFonts w:ascii="D2Coding" w:hAnsi="D2Coding" w:eastAsia="D2Coding"/>
+          <w:b w:val="0"/>
+          <w:i w:val="0"/>
+          <w:color w:val="E53E3E"/>
+          <w:sz w:val="19"/>
+        </w:rPr>
+        <w:t>TABLESAMPLE SYSTEM → BERNOULLI</w:t>
+      </w:r>
+      <w:r>
+        <w:rPr>
+          <w:rFonts w:ascii="Apple SD Gothic Neo" w:hAnsi="Apple SD Gothic Neo" w:eastAsia="Apple SD Gothic Neo"/>
+          <w:b w:val="0"/>
+          <w:i w:val="0"/>
+          <w:sz w:val="22"/>
+        </w:rPr>
+        <w:t xml:space="preserve"> 한 줄 교체 (Pivot A) 와 data-side k-means K=20 기반 stratified sampling 의 native 구현 (+228 줄, Pivot C) — 를 직교 ablation matrix 로 분리 측정한다. DEEP 1M/8M 및 SIFT 1.5M 세 데이터셋의 5-seed 95% 신뢰구간 측정에서 Q-error median 이 </w:t>
+      </w:r>
+      <w:r>
+        <w:rPr>
+          <w:rFonts w:ascii="Apple SD Gothic Neo" w:hAnsi="Apple SD Gothic Neo" w:eastAsia="Apple SD Gothic Neo"/>
+          <w:b/>
+          <w:i w:val="0"/>
+          <w:sz w:val="22"/>
+        </w:rPr>
+        <w:t>+1.6~4.4%</w:t>
+      </w:r>
+      <w:r>
+        <w:rPr>
+          <w:rFonts w:ascii="Apple SD Gothic Neo" w:hAnsi="Apple SD Gothic Neo" w:eastAsia="Apple SD Gothic Neo"/>
+          <w:b w:val="0"/>
+          <w:i w:val="0"/>
+          <w:sz w:val="22"/>
+        </w:rPr>
+        <w:t xml:space="preserve"> 개선되고, 좁은 selectivity (s=0.010) 에서 공간 인식 파티션이 무작위 파티션 대비 </w:t>
+      </w:r>
+      <w:r>
+        <w:rPr>
+          <w:rFonts w:ascii="Apple SD Gothic Neo" w:hAnsi="Apple SD Gothic Neo" w:eastAsia="Apple SD Gothic Neo"/>
+          <w:b/>
+          <w:i w:val="0"/>
+          <w:sz w:val="22"/>
+        </w:rPr>
+        <w:t>19.6 %p</w:t>
+      </w:r>
+      <w:r>
+        <w:rPr>
+          <w:rFonts w:ascii="Apple SD Gothic Neo" w:hAnsi="Apple SD Gothic Neo" w:eastAsia="Apple SD Gothic Neo"/>
+          <w:b w:val="0"/>
+          <w:i w:val="0"/>
+          <w:sz w:val="22"/>
+        </w:rPr>
+        <w:t xml:space="preserve"> 의 격차를 만든다. 더욱이 개선폭은 클러스터 크기 분포의 변동계수 (CV) 로 예측 가능하여 — DEEP CV 0.234 vs SIFT CV 0.394 (68% 증가) 가 Q-error 개선폭의 2 배 격차로 단조 연결된다. 본 보고서는 RQ1 Motivation + RQ2 본선 (Phase 1~7 + 4/16~4/17 5-seed 보강) 의 결과를 정리하고, RQ3 Distribution-Agnostic 확장을 Recovery Rate 프레임워크로 설계한 뒤 최종보고서 (6/11) 단계의 7-way 비교 실험 계획을 제시한다.</w:t>
       </w:r>
     </w:p>
     <w:p>
@@ -536,16 +665,34 @@
           <w:i w:val="0"/>
           <w:sz w:val="22"/>
         </w:rPr>
-        <w:t>RQ3 — Distribution-Agnostic (Recovery Rate 프레임워크 7-way 비교)</w:t>
-      </w:r>
-      <w:r>
-        <w:rPr>
-          <w:rFonts w:ascii="Apple SD Gothic Neo" w:hAnsi="Apple SD Gothic Neo" w:eastAsia="Apple SD Gothic Neo"/>
-          <w:b w:val="0"/>
-          <w:i w:val="0"/>
-          <w:sz w:val="22"/>
-        </w:rPr>
-        <w:t xml:space="preserve">. 분포를 모르는 상황에서, 사전 학습 없이 KM20 의 공간 인식 효과를 얼마나 회수할 수 있는가? 본 RQ 는 세 가지 패러다임 (Offline Partition / Online Query-Adaptive / Weight-based) 에 속하는 7 가지 방법을 Recovery Rate = (방법X − RANDOM20) / (KM20 − RANDOM20) 프레임워크로 비교하며, 본 중간 보고서 시점 (4/28) 에서는 설계만 확정하고 실험은 최종 보고서 (6/11) 국면 (W7, 5/12~5/18) 에서 수행한다. 상세 설계는 §6 과 </w:t>
+        <w:t>RQ3 — Distribution-Agnostic (Recovery Rate 프레임워크 7-way 비교 — 본 보고서 시점에는 설계만 확정)</w:t>
+      </w:r>
+      <w:r>
+        <w:rPr>
+          <w:rFonts w:ascii="Apple SD Gothic Neo" w:hAnsi="Apple SD Gothic Neo" w:eastAsia="Apple SD Gothic Neo"/>
+          <w:b w:val="0"/>
+          <w:i w:val="0"/>
+          <w:sz w:val="22"/>
+        </w:rPr>
+        <w:t xml:space="preserve">. 분포를 모르는 상황에서, 사전 학습 없이 KM20 의 공간 인식 효과를 얼마나 회수할 수 있는가? 본 RQ 는 세 가지 패러다임 (Offline Partition / Online Query-Adaptive / Weight-based) 에 속하는 7 가지 방법을 Recovery Rate = (방법X − RANDOM20) / (KM20 − RANDOM20) 프레임워크로 비교한다. </w:t>
+      </w:r>
+      <w:r>
+        <w:rPr>
+          <w:rFonts w:ascii="Apple SD Gothic Neo" w:hAnsi="Apple SD Gothic Neo" w:eastAsia="Apple SD Gothic Neo"/>
+          <w:b/>
+          <w:i w:val="0"/>
+          <w:sz w:val="22"/>
+        </w:rPr>
+        <w:t>본 중간 보고서 시점 (4/28) 에서는 7-way 설계안만 확정된 상태이며, 실험은 최종보고서 (6/11) 국면 W5~W7 (4/28~5/18) 에서 수행한다.</w:t>
+      </w:r>
+      <w:r>
+        <w:rPr>
+          <w:rFonts w:ascii="Apple SD Gothic Neo" w:hAnsi="Apple SD Gothic Neo" w:eastAsia="Apple SD Gothic Neo"/>
+          <w:b w:val="0"/>
+          <w:i w:val="0"/>
+          <w:sz w:val="22"/>
+        </w:rPr>
+        <w:t xml:space="preserve"> 설계안에 명시된 "기대 Recovery Rate" 범위 (예: C 10~40%, F 75~95%) 는 검증된 결과가 아닌 사전 예측이며, 분모 (KM20 − RANDOM20) 가 |±1%p| 이하인 경계 셀 (예: DEEP 1M s=50% 의 −0.56%p) 에서는 Recovery Rate 대신 절대 Q-error 개선폭으로 보고하여 metric non-identifiability 를 회피한다. 상세 설계·탈락 후보·맹점 점검은 §6 과 </w:t>
       </w:r>
       <w:r>
         <w:rPr>
@@ -555,7 +702,7 @@
           <w:color w:val="E53E3E"/>
           <w:sz w:val="19"/>
         </w:rPr>
-        <w:t>plans/RQ3 설계안.md</w:t>
+        <w:t>plans/RQ3설계안_20260416_213500.md</w:t>
       </w:r>
       <w:r>
         <w:rPr>
@@ -662,7 +809,7 @@
           <w:color w:val="E53E3E"/>
           <w:sz w:val="19"/>
         </w:rPr>
-        <w:t>plans/연구재설계안_20260415.md</w:t>
+        <w:t>plans/연구재설계안_20260415_131400.md</w:t>
       </w:r>
       <w:r>
         <w:rPr>
@@ -2325,7 +2472,157 @@
           <w:i w:val="0"/>
           <w:sz w:val="22"/>
         </w:rPr>
-        <w:t xml:space="preserve">. Phase 4 의 native 수치는 §4.2 의 Python counterfactual (+3.8~9.1%) 과 같은 order of magnitude 로 방향이 일치한다. 자세한 산출물은 </w:t>
+        <w:t xml:space="preserve">. Phase 4 의 native 수치는 §4.2 의 Python counterfactual (+3.8~9.1%) 과 같은 order of magnitude 로 방향이 일치한다. </w:t>
+      </w:r>
+      <w:r>
+        <w:rPr>
+          <w:rFonts w:ascii="Apple SD Gothic Neo" w:hAnsi="Apple SD Gothic Neo" w:eastAsia="Apple SD Gothic Neo"/>
+          <w:b/>
+          <w:i w:val="0"/>
+          <w:sz w:val="22"/>
+        </w:rPr>
+        <w:t>본 측정의 hook 활성화 전제와 페어 공정성</w:t>
+      </w:r>
+      <w:r>
+        <w:rPr>
+          <w:rFonts w:ascii="Apple SD Gothic Neo" w:hAnsi="Apple SD Gothic Neo" w:eastAsia="Apple SD Gothic Neo"/>
+          <w:b w:val="0"/>
+          <w:i w:val="0"/>
+          <w:sz w:val="22"/>
+        </w:rPr>
+        <w:t xml:space="preserve">: 본 실험은 </w:t>
+      </w:r>
+      <w:r>
+        <w:rPr>
+          <w:rFonts w:ascii="D2Coding" w:hAnsi="D2Coding" w:eastAsia="D2Coding"/>
+          <w:b w:val="0"/>
+          <w:i w:val="0"/>
+          <w:color w:val="E53E3E"/>
+          <w:sz w:val="19"/>
+        </w:rPr>
+        <w:t>vector.c</w:t>
+      </w:r>
+      <w:r>
+        <w:rPr>
+          <w:rFonts w:ascii="Apple SD Gothic Neo" w:hAnsi="Apple SD Gothic Neo" w:eastAsia="Apple SD Gothic Neo"/>
+          <w:b w:val="0"/>
+          <w:i w:val="0"/>
+          <w:sz w:val="22"/>
+        </w:rPr>
+        <w:t xml:space="preserve"> line 243 의 단일 테이블 hook trigger 를 </w:t>
+      </w:r>
+      <w:r>
+        <w:rPr>
+          <w:rFonts w:ascii="D2Coding" w:hAnsi="D2Coding" w:eastAsia="D2Coding"/>
+          <w:b w:val="0"/>
+          <w:i w:val="0"/>
+          <w:color w:val="E53E3E"/>
+          <w:sz w:val="19"/>
+        </w:rPr>
+        <w:t>table_count &gt; 2</w:t>
+      </w:r>
+      <w:r>
+        <w:rPr>
+          <w:rFonts w:ascii="Apple SD Gothic Neo" w:hAnsi="Apple SD Gothic Neo" w:eastAsia="Apple SD Gothic Neo"/>
+          <w:b w:val="0"/>
+          <w:i w:val="0"/>
+          <w:sz w:val="22"/>
+        </w:rPr>
+        <w:t xml:space="preserve"> → </w:t>
+      </w:r>
+      <w:r>
+        <w:rPr>
+          <w:rFonts w:ascii="D2Coding" w:hAnsi="D2Coding" w:eastAsia="D2Coding"/>
+          <w:b w:val="0"/>
+          <w:i w:val="0"/>
+          <w:color w:val="E53E3E"/>
+          <w:sz w:val="19"/>
+        </w:rPr>
+        <w:t>table_count &gt;= 1</w:t>
+      </w:r>
+      <w:r>
+        <w:rPr>
+          <w:rFonts w:ascii="Apple SD Gothic Neo" w:hAnsi="Apple SD Gothic Neo" w:eastAsia="Apple SD Gothic Neo"/>
+          <w:b w:val="0"/>
+          <w:i w:val="0"/>
+          <w:sz w:val="22"/>
+        </w:rPr>
+        <w:t xml:space="preserve"> 로 수정해 hook 경로를 활성화한 상태에서 수행되었으며, 이 수정은 SYSTEM arm 과 BERNOULLI arm 양쪽에 </w:t>
+      </w:r>
+      <w:r>
+        <w:rPr>
+          <w:rFonts w:ascii="Apple SD Gothic Neo" w:hAnsi="Apple SD Gothic Neo" w:eastAsia="Apple SD Gothic Neo"/>
+          <w:b/>
+          <w:i w:val="0"/>
+          <w:sz w:val="22"/>
+        </w:rPr>
+        <w:t>완전히 동일하게 적용되어 상쇄</w:t>
+      </w:r>
+      <w:r>
+        <w:rPr>
+          <w:rFonts w:ascii="Apple SD Gothic Neo" w:hAnsi="Apple SD Gothic Neo" w:eastAsia="Apple SD Gothic Neo"/>
+          <w:b w:val="0"/>
+          <w:i w:val="0"/>
+          <w:sz w:val="22"/>
+        </w:rPr>
+        <w:t xml:space="preserve">되므로 paired Wilcoxon 비교의 상대적 개선율 (SYS−BERN)/SYS 는 hook 수정 여부와 독립적이다. 원본 </w:t>
+      </w:r>
+      <w:r>
+        <w:rPr>
+          <w:rFonts w:ascii="D2Coding" w:hAnsi="D2Coding" w:eastAsia="D2Coding"/>
+          <w:b w:val="0"/>
+          <w:i w:val="0"/>
+          <w:color w:val="E53E3E"/>
+          <w:sz w:val="19"/>
+        </w:rPr>
+        <w:t>vector.c</w:t>
+      </w:r>
+      <w:r>
+        <w:rPr>
+          <w:rFonts w:ascii="Apple SD Gothic Neo" w:hAnsi="Apple SD Gothic Neo" w:eastAsia="Apple SD Gothic Neo"/>
+          <w:b w:val="0"/>
+          <w:i w:val="0"/>
+          <w:sz w:val="22"/>
+        </w:rPr>
+        <w:t xml:space="preserve"> 와 수정본 </w:t>
+      </w:r>
+      <w:r>
+        <w:rPr>
+          <w:rFonts w:ascii="D2Coding" w:hAnsi="D2Coding" w:eastAsia="D2Coding"/>
+          <w:b w:val="0"/>
+          <w:i w:val="0"/>
+          <w:color w:val="E53E3E"/>
+          <w:sz w:val="19"/>
+        </w:rPr>
+        <w:t>vector_patched.c</w:t>
+      </w:r>
+      <w:r>
+        <w:rPr>
+          <w:rFonts w:ascii="Apple SD Gothic Neo" w:hAnsi="Apple SD Gothic Neo" w:eastAsia="Apple SD Gothic Neo"/>
+          <w:b w:val="0"/>
+          <w:i w:val="0"/>
+          <w:sz w:val="22"/>
+        </w:rPr>
+        <w:t xml:space="preserve">, 그리고 두 빌드의 </w:t>
+      </w:r>
+      <w:r>
+        <w:rPr>
+          <w:rFonts w:ascii="D2Coding" w:hAnsi="D2Coding" w:eastAsia="D2Coding"/>
+          <w:b w:val="0"/>
+          <w:i w:val="0"/>
+          <w:color w:val="E53E3E"/>
+          <w:sz w:val="19"/>
+        </w:rPr>
+        <w:t>.so</w:t>
+      </w:r>
+      <w:r>
+        <w:rPr>
+          <w:rFonts w:ascii="Apple SD Gothic Neo" w:hAnsi="Apple SD Gothic Neo" w:eastAsia="Apple SD Gothic Neo"/>
+          <w:b w:val="0"/>
+          <w:i w:val="0"/>
+          <w:sz w:val="22"/>
+        </w:rPr>
+        <w:t xml:space="preserve"> 아티팩트를 모두 보존하여 제 3 자 검증 시 재현 가능하도록 하였다 (Exqutor design intent 로부터의 일탈에 대한 reviewer 관점 주의는 §5.2(d) 에 별도 명시). 자세한 산출물은 </w:t>
       </w:r>
       <w:r>
         <w:rPr>
@@ -3725,7 +4022,80 @@
           <w:i w:val="0"/>
           <w:sz w:val="22"/>
         </w:rPr>
-        <w:t>50%, 30%, 10% 세 구간의 신뢰구간이 모두 0 을 포함하지 않으며 하한 역시 +1.11%, +1.45%, +0.72% 로 양수로 확정되었다. 이는 효과 크기가 noise 가 아닌 real effect 임을 통계적으로 확정하는 결과이며, 단일 seed 수치 +1.81% (s=0.500) 가 +1.64% 근처로 수렴되어 재현성이 확보되었다. 5% 와 1% 는 초기 Phase 6 단일 측정으로 신뢰구간이 없으나, §4.8 의 5-seed RANDOM20 대조와 §4.10 의 gradient 해석에서 일관성이 뒷받침된다. Phase 6 Step 4 의 결과는 Python counterfactual (Step 3') 와 6 selectivity 구간 중 4 구간에서 정성적으로 일치하며, 유의 구간 수 (3 개) 와 효과 크기의 order of magnitude 가 보존되어 Python 재구현의 native 재현 가능성이 확정되었다.</w:t>
+        <w:t xml:space="preserve">50%, 30%, 10% 세 구간의 신뢰구간이 모두 0 을 포함하지 않으며 하한 역시 +1.11%, +1.45%, +0.72% 로 양수로 확정되었다. 이는 효과 크기가 noise 가 아닌 real effect 임을 통계적으로 확정하는 결과이며, 단일 seed 수치 +1.81% (s=0.500) 가 +1.64% 근처로 수렴되어 재현성이 확보되었다. 5% 와 1% 는 초기 Phase 6 단일 측정으로 신뢰구간이 없으나, §4.8 의 5-seed RANDOM20 대조와 §4.10 의 gradient 해석에서 일관성이 뒷받침된다. Phase 6 Step 4 의 결과는 Python counterfactual (Step 3') 와 6 selectivity 구간 중 4 구간에서 정성적으로 일치하며, 유의 구간 수 (3 개) 와 효과 크기의 order of magnitude 가 보존되어 Python 재구현의 native 재현 가능성이 확정되었다. </w:t>
+      </w:r>
+      <w:r>
+        <w:rPr>
+          <w:rFonts w:ascii="Apple SD Gothic Neo" w:hAnsi="Apple SD Gothic Neo" w:eastAsia="Apple SD Gothic Neo"/>
+          <w:b/>
+          <w:i w:val="0"/>
+          <w:sz w:val="22"/>
+        </w:rPr>
+        <w:t>5-seed 설계의 한계와 W6 확장 계획</w:t>
+      </w:r>
+      <w:r>
+        <w:rPr>
+          <w:rFonts w:ascii="Apple SD Gothic Neo" w:hAnsi="Apple SD Gothic Neo" w:eastAsia="Apple SD Gothic Neo"/>
+          <w:b w:val="0"/>
+          <w:i w:val="0"/>
+          <w:sz w:val="22"/>
+        </w:rPr>
+        <w:t xml:space="preserve">. 본 5-seed 반복은 단일 seed 수치가 우연이 아님을 확인하는 </w:t>
+      </w:r>
+      <w:r>
+        <w:rPr>
+          <w:rFonts w:ascii="Apple SD Gothic Neo" w:hAnsi="Apple SD Gothic Neo" w:eastAsia="Apple SD Gothic Neo"/>
+          <w:b/>
+          <w:i w:val="0"/>
+          <w:sz w:val="22"/>
+        </w:rPr>
+        <w:t>seed-to-seed 변동성 검출</w:t>
+      </w:r>
+      <w:r>
+        <w:rPr>
+          <w:rFonts w:ascii="Apple SD Gothic Neo" w:hAnsi="Apple SD Gothic Neo" w:eastAsia="Apple SD Gothic Neo"/>
+          <w:b w:val="0"/>
+          <w:i w:val="0"/>
+          <w:sz w:val="22"/>
+        </w:rPr>
+        <w:t xml:space="preserve"> 목적이며, 출판 급 검정력 확보를 위해 최종보고서의 main result table 은 W6 (5/5~5/11) 에 3 dataset × 6 selectivity × 3 mode × </w:t>
+      </w:r>
+      <w:r>
+        <w:rPr>
+          <w:rFonts w:ascii="Apple SD Gothic Neo" w:hAnsi="Apple SD Gothic Neo" w:eastAsia="Apple SD Gothic Neo"/>
+          <w:b/>
+          <w:i w:val="0"/>
+          <w:sz w:val="22"/>
+        </w:rPr>
+        <w:t>10 seed × 500 query</w:t>
+      </w:r>
+      <w:r>
+        <w:rPr>
+          <w:rFonts w:ascii="Apple SD Gothic Neo" w:hAnsi="Apple SD Gothic Neo" w:eastAsia="Apple SD Gothic Neo"/>
+          <w:b w:val="0"/>
+          <w:i w:val="0"/>
+          <w:sz w:val="22"/>
+        </w:rPr>
+        <w:t xml:space="preserve"> 로 확대 측정한다. 본 중간보고서 시점에서 표준화 효과 크기 Cohen's d = 평균개선률 / 표준편차 기준으로 DEEP 1M s=0.500 의 d ≈ 3.3, DEEP 8M s=0.500 의 d ≈ 1.98, SIFT 1.5M s=0.500 의 d ≈ 15 는 n=5 / α=0.05 two-sided 에서 검정력 ≥ 80% 를 확보한 반면, s=0.010 Anomaly 구간은 d &lt; 1 로 under-powered 이므로 "no effect" 판정이 아닌 "효과 식별 불가" 로 해석하고 W6 의 10-seed 재측정으로 해소한다. 보고된 95% CI 는 sample std (ddof=1) 와 t(4, 0.975) = 2.776 을 사용한 t-CI 이며, 일부 중간 JSON (</w:t>
+      </w:r>
+      <w:r>
+        <w:rPr>
+          <w:rFonts w:ascii="D2Coding" w:hAnsi="D2Coding" w:eastAsia="D2Coding"/>
+          <w:b w:val="0"/>
+          <w:i w:val="0"/>
+          <w:color w:val="E53E3E"/>
+          <w:sz w:val="19"/>
+        </w:rPr>
+        <w:t>phase6_multiseed_summary.json</w:t>
+      </w:r>
+      <w:r>
+        <w:rPr>
+          <w:rFonts w:ascii="Apple SD Gothic Neo" w:hAnsi="Apple SD Gothic Neo" w:eastAsia="Apple SD Gothic Neo"/>
+          <w:b w:val="0"/>
+          <w:i w:val="0"/>
+          <w:sz w:val="22"/>
+        </w:rPr>
+        <w:t>) 에 병기된 bootstrap 95% CI 는 참고용 보조 지표로 최종 권위 있는 값은 본 보고서 표에 기재한 t-CI 이다.</w:t>
       </w:r>
     </w:p>
     <w:p>
@@ -3918,16 +4288,71 @@
           <w:i w:val="0"/>
           <w:sz w:val="22"/>
         </w:rPr>
-        <w:t>초기 분석의 오류와 artifact 발견</w:t>
-      </w:r>
-      <w:r>
-        <w:rPr>
-          <w:rFonts w:ascii="Apple SD Gothic Neo" w:hAnsi="Apple SD Gothic Neo" w:eastAsia="Apple SD Gothic Neo"/>
-          <w:b w:val="0"/>
-          <w:i w:val="0"/>
-          <w:sz w:val="22"/>
-        </w:rPr>
-        <w:t xml:space="preserve">. 본 팀은 최초에 EXPLAIN ANALYZE plan tree 의 </w:t>
+        <w:t>초기 분석의 오류와 artifact 발견 — 타임라인</w:t>
+      </w:r>
+      <w:r>
+        <w:rPr>
+          <w:rFonts w:ascii="Apple SD Gothic Neo" w:hAnsi="Apple SD Gothic Neo" w:eastAsia="Apple SD Gothic Neo"/>
+          <w:b w:val="0"/>
+          <w:i w:val="0"/>
+          <w:sz w:val="22"/>
+        </w:rPr>
+        <w:t xml:space="preserve">. 4 월 15 일 08:31 KST 초기 내부 보고에서는 plan_rows 기반 q-error 로 2168× / 409× 의 개선율이 잠정 집계되었다 (이 수치는 어떤 외부 공식 문서에도 채택된 적 없으며, 본 팀의 내부 메모에만 남아 있었다). 같은 날 오전 </w:t>
+      </w:r>
+      <w:r>
+        <w:rPr>
+          <w:rFonts w:ascii="Apple SD Gothic Neo" w:hAnsi="Apple SD Gothic Neo" w:eastAsia="Apple SD Gothic Neo"/>
+          <w:b/>
+          <w:i w:val="0"/>
+          <w:sz w:val="22"/>
+        </w:rPr>
+        <w:t>3 축 심층 딥리뷰에서 plan_rows 분포의 이상 — STRAT 100/100 쿼리 모두에서 `plan_rows = 20` (min = max = 20, std = 0) — 이 지적</w:t>
+      </w:r>
+      <w:r>
+        <w:rPr>
+          <w:rFonts w:ascii="Apple SD Gothic Neo" w:hAnsi="Apple SD Gothic Neo" w:eastAsia="Apple SD Gothic Neo"/>
+          <w:b w:val="0"/>
+          <w:i w:val="0"/>
+          <w:sz w:val="22"/>
+        </w:rPr>
+        <w:t>되었고, 즉시 parquet 원본과 서버 로그를 대조하여 artifact 의 실체를 확정하였다. 4 월 15 일 중 hook_est 기반 재분석이 완료되었고 (결과: 8M STRAT −26.5%, sift STRAT −325%), 이로써 Phase 6 Step 4 에서 이미 확립되었던 측정 원칙 — "</w:t>
+      </w:r>
+      <w:r>
+        <w:rPr>
+          <w:rFonts w:ascii="D2Coding" w:hAnsi="D2Coding" w:eastAsia="D2Coding"/>
+          <w:b w:val="0"/>
+          <w:i w:val="0"/>
+          <w:color w:val="E53E3E"/>
+          <w:sz w:val="19"/>
+        </w:rPr>
+        <w:t>hook_est</w:t>
+      </w:r>
+      <w:r>
+        <w:rPr>
+          <w:rFonts w:ascii="Apple SD Gothic Neo" w:hAnsi="Apple SD Gothic Neo" w:eastAsia="Apple SD Gothic Neo"/>
+          <w:b w:val="0"/>
+          <w:i w:val="0"/>
+          <w:sz w:val="22"/>
+        </w:rPr>
+        <w:t xml:space="preserve"> 를 authoritative metric 으로 사용하며, plan_rows 는 첫 Subquery Scan 의 LIMIT 상수를 반환할 수 있으므로 q-error 계산에 사용하지 않는다" — 가 재확인되었다. 본 artifact 는 </w:t>
+      </w:r>
+      <w:r>
+        <w:rPr>
+          <w:rFonts w:ascii="Apple SD Gothic Neo" w:hAnsi="Apple SD Gothic Neo" w:eastAsia="Apple SD Gothic Neo"/>
+          <w:b/>
+          <w:i w:val="0"/>
+          <w:sz w:val="22"/>
+        </w:rPr>
+        <w:t>공개 보고서 단계에 도달하기 전에 팀 내부 검증으로 포착되어 철회</w:t>
+      </w:r>
+      <w:r>
+        <w:rPr>
+          <w:rFonts w:ascii="Apple SD Gothic Neo" w:hAnsi="Apple SD Gothic Neo" w:eastAsia="Apple SD Gothic Neo"/>
+          <w:b w:val="0"/>
+          <w:i w:val="0"/>
+          <w:sz w:val="22"/>
+        </w:rPr>
+        <w:t xml:space="preserve">된 전형적 preprocessing 오류이며, 이후의 §4.8 재측정에서 D_target 을 각 데이터셋별로 재계산하여 정상 selectivity 영역에서의 외적 타당성을 회복하였다. 본 팀은 최초에 EXPLAIN ANALYZE plan tree 의 </w:t>
       </w:r>
       <w:r>
         <w:rPr>
@@ -6935,7 +7360,7 @@
                 <w:i w:val="0"/>
                 <w:sz w:val="19"/>
               </w:rPr>
-              <w:t>Phase 4 4 구간 p&lt;0.001. Phase 6 Step 4 s=0.500 +1.64% [+1.11, +2.18] 5-seed 확정. 3 데이터셋 외적 재현 (DEEP 1M/8M CONSISTENT, SIFT 2배 격차). Level 1/2 분해로 공간 인식 기여 정량. w5~w6 에서 wiki 768d 검증 + 500×10 ablation 진행.</w:t>
+              <w:t>Phase 4 4 구간 p&lt;0.001. Phase 6 Step 4 s=0.500 +1.64% [+1.11, +2.18] 5-seed 확정. 3 데이터셋 외적 재현 (DEEP 1M/8M CONSISTENT, SIFT 2배 격차). Level 1/2 분해로 공간 인식 기여 정량. W5~W6 에서 wiki 768d 검증 + 500×10 ablation + Cohen's d · BH-FDR 보정 + TOST 등가성 검정 진행.</w:t>
             </w:r>
           </w:p>
         </w:tc>
@@ -6985,7 +7410,7 @@
                 <w:i w:val="0"/>
                 <w:sz w:val="19"/>
               </w:rPr>
-              <w:t>**~10%**</w:t>
+              <w:t>**설계 100% · 실험 0%**</w:t>
             </w:r>
           </w:p>
         </w:tc>
@@ -7001,7 +7426,7 @@
                 <w:i w:val="0"/>
                 <w:sz w:val="19"/>
               </w:rPr>
-              <w:t>설계안 확정 (`plans/RQ3 설계안.md`). W7 (5/12~5/18) 구현 + 측정 예정.</w:t>
+              <w:t>7 방법 × 3 패러다임 설계안 확정 (`plans/RQ3설계안_20260416_213500.md`, 17 탈락 후보 상세 기록). **본 보고서에는 실험 결과 없음.** W5~W7 (4/28~5/18) 구현·측정 예정. 설계안의 "기대 Recovery" 열은 사전 예측이며 검증된 결과가 아님. 분모 (KM20 − RANDOM20) 가</w:t>
             </w:r>
           </w:p>
         </w:tc>
@@ -7245,7 +7670,7 @@
           <w:color w:val="E53E3E"/>
           <w:sz w:val="19"/>
         </w:rPr>
-        <w:t>plans/연구재설계안_20260415.md §VI</w:t>
+        <w:t>plans/연구재설계안_20260415_131400.md §VI</w:t>
       </w:r>
       <w:r>
         <w:rPr>
@@ -7264,7 +7689,7 @@
           <w:color w:val="E53E3E"/>
           <w:sz w:val="19"/>
         </w:rPr>
-        <w:t>plans/RQ3 설계안.md</w:t>
+        <w:t>plans/RQ3설계안_20260416_213500.md</w:t>
       </w:r>
       <w:r>
         <w:rPr>
@@ -8194,7 +8619,7 @@
           <w:color w:val="E53E3E"/>
           <w:sz w:val="19"/>
         </w:rPr>
-        <w:t>plans/RQ3 설계안.md</w:t>
+        <w:t>plans/RQ3설계안_20260416_213500.md</w:t>
       </w:r>
       <w:r>
         <w:rPr>
@@ -8256,7 +8681,7 @@
           <w:i w:val="0"/>
           <w:sz w:val="22"/>
         </w:rPr>
-        <w:t xml:space="preserve">본 팀의 4 월 14 일 단톡 결정에 따라 RQ1 의 실험 설계 / 실행 / 결과 수집 / 분석 / 시각화 / 문서 초안 작성은 조현빈이 전담하고, 멘토 자문 / 보고서 구성 조율은 박세은 (팀장) 이 담당한다. 발표는 팀원이 분담하며, 조현빈이 발표자용 기술 맥락 문서와 예상 Q&amp;A 를 제공한다. 본 분담은 환경 세팅 (4/13 수령, 4/14 빌드 완주) 직후의 </w:t>
+        <w:t xml:space="preserve">본 팀은 4 월 14 일 단톡 결정에 따라 환경 세팅 (4/13 수령, 4/14 빌드 완주) 직후의 </w:t>
       </w:r>
       <w:r>
         <w:rPr>
@@ -8274,7 +8699,25 @@
           <w:i w:val="0"/>
           <w:sz w:val="22"/>
         </w:rPr>
-        <w:t xml:space="preserve"> 의 세 근거에 따라 단톡으로 공지되었으며, 본 보고서 작성 시점까지 그대로 유지된다.</w:t>
+        <w:t xml:space="preserve"> 의 세 근거에서 출발하여 RQ1/2/3 실험 설계·실행·분석·시각화·문서 초안 작성을 조현빈이 전담하고 멘토 자문·보고서 구성 조율을 박세은 (팀장) 이 담당하도록 합의하였다. 4 월 17 일 overnight 진행 이후 실험·보고서·발표 초안이 모두 갖춰지면서 발표 분담이 다음과 같이 확정되었다. </w:t>
+      </w:r>
+      <w:r>
+        <w:rPr>
+          <w:rFonts w:ascii="Apple SD Gothic Neo" w:hAnsi="Apple SD Gothic Neo" w:eastAsia="Apple SD Gothic Neo"/>
+          <w:b/>
+          <w:i w:val="0"/>
+          <w:sz w:val="22"/>
+        </w:rPr>
+        <w:t>강재현이 중간발표 주 발표자로서 슬라이드 15 장 전체 (표지~부록) 를 전담</w:t>
+      </w:r>
+      <w:r>
+        <w:rPr>
+          <w:rFonts w:ascii="Apple SD Gothic Neo" w:hAnsi="Apple SD Gothic Neo" w:eastAsia="Apple SD Gothic Neo"/>
+          <w:b w:val="0"/>
+          <w:i w:val="0"/>
+          <w:sz w:val="22"/>
+        </w:rPr>
+        <w:t>하고, 조현빈은 발표자용 기술 맥락 문서·예상 Q&amp;A 답변지·실험 수치 재현 백업을, 박세은 팀장은 전체 조율과 자문 회신 관련 Q&amp;A 대응을, 이동욱은 슬라이드 시각 검토 (오탈자·레이아웃·해상도) 와 리허설 청중 피드백·제출 파일 무결성 점검을 담당한다. 본 분담은 4 월 22 일 1 차 팀 리뷰·4 월 24 일·26 일 리허설 2 회 (최소) 를 거쳐 4 월 28 일 중간발표에 적용된다.</w:t>
       </w:r>
     </w:p>
     <w:tbl>
@@ -8359,7 +8802,7 @@
                 <w:i w:val="0"/>
                 <w:sz w:val="19"/>
               </w:rPr>
-              <w:t>멘토 자문 / 보고서 구성 조율 / 발표 분담 / 자문내역서 수령</w:t>
+              <w:t>전체 조율 / 멘토 자문 대응 / 자문 회신 Q&amp;A / 자문내역서·지도확인서 수령·제출</w:t>
             </w:r>
           </w:p>
         </w:tc>
@@ -8393,7 +8836,7 @@
                 <w:i w:val="0"/>
                 <w:sz w:val="19"/>
               </w:rPr>
-              <w:t>RQ1/2/3 실험 설계·실행·분석·시각화·초안 / 기술 맥락·예상 Q&amp;A 문서</w:t>
+              <w:t>RQ1/2/3 실험 설계·실행·분석·시각화·초안 / 발표 기술 백업 (Q&amp;A 답변지·수치 재현·기술 맥락 문서)</w:t>
             </w:r>
           </w:p>
         </w:tc>
@@ -8411,7 +8854,7 @@
                 <w:i w:val="0"/>
                 <w:sz w:val="19"/>
               </w:rPr>
-              <w:t>강재현</w:t>
+              <w:t>**강재현**</w:t>
             </w:r>
           </w:p>
         </w:tc>
@@ -8427,7 +8870,7 @@
                 <w:i w:val="0"/>
                 <w:sz w:val="19"/>
               </w:rPr>
-              <w:t>슬라이드 검토 / 발표 분담 / 리허설</w:t>
+              <w:t>**중간발표 주 발표자 (Slide 1~15 전담) / 리허설 주도**</w:t>
             </w:r>
           </w:p>
         </w:tc>
@@ -8461,7 +8904,7 @@
                 <w:i w:val="0"/>
                 <w:sz w:val="19"/>
               </w:rPr>
-              <w:t>슬라이드 검토 / 발표 분담 / 리허설</w:t>
+              <w:t>슬라이드 시각 검토 (오탈자·레이아웃·해상도) / 리허설 청중 피드백 / 제출 파일 무결성 점검</w:t>
             </w:r>
           </w:p>
         </w:tc>
@@ -9508,14 +9951,23 @@
       </w:r>
     </w:p>
     <w:p>
-      <w:pPr>
-        <w:pStyle w:val="Heading2"/>
-      </w:pPr>
-      <w:r>
-        <w:rPr>
-          <w:rFonts w:ascii="Apple SD Gothic Neo" w:hAnsi="Apple SD Gothic Neo" w:eastAsia="Apple SD Gothic Neo"/>
-        </w:rPr>
-        <w:t>부록 — 참조 문서</w:t>
+      <w:r>
+        <w:rPr>
+          <w:rFonts w:ascii="Apple SD Gothic Neo" w:hAnsi="Apple SD Gothic Neo" w:eastAsia="Apple SD Gothic Neo"/>
+          <w:b/>
+          <w:i w:val="0"/>
+          <w:sz w:val="22"/>
+        </w:rPr>
+        <w:t>층화 샘플링 고전 (Two-Level Decomposition 의 수학적 기초)</w:t>
+      </w:r>
+      <w:r>
+        <w:rPr>
+          <w:rFonts w:ascii="Apple SD Gothic Neo" w:hAnsi="Apple SD Gothic Neo" w:eastAsia="Apple SD Gothic Neo"/>
+          <w:b w:val="0"/>
+          <w:i w:val="0"/>
+          <w:sz w:val="22"/>
+        </w:rPr>
+        <w:t>:</w:t>
       </w:r>
     </w:p>
     <w:p>
@@ -9524,22 +9976,30 @@
       </w:pPr>
       <w:r>
         <w:rPr>
-          <w:rFonts w:ascii="D2Coding" w:hAnsi="D2Coding" w:eastAsia="D2Coding"/>
-          <w:b w:val="0"/>
-          <w:i w:val="0"/>
-          <w:color w:val="E53E3E"/>
-          <w:sz w:val="19"/>
-        </w:rPr>
-        <w:t>plans/archive/연구설계안_20260403_162818.md</w:t>
-      </w:r>
-      <w:r>
-        <w:rPr>
-          <w:rFonts w:ascii="Apple SD Gothic Neo" w:hAnsi="Apple SD Gothic Neo" w:eastAsia="Apple SD Gothic Neo"/>
-          <w:b w:val="0"/>
-          <w:i w:val="0"/>
-          <w:sz w:val="22"/>
-        </w:rPr>
-        <w:t xml:space="preserve"> — v3 원안 (4/3 교수님 미팅 후)</w:t>
+          <w:rFonts w:ascii="Apple SD Gothic Neo" w:hAnsi="Apple SD Gothic Neo" w:eastAsia="Apple SD Gothic Neo"/>
+          <w:b w:val="0"/>
+          <w:i w:val="0"/>
+          <w:sz w:val="22"/>
+        </w:rPr>
+        <w:t xml:space="preserve">Neyman, J. </w:t>
+      </w:r>
+      <w:r>
+        <w:rPr>
+          <w:rFonts w:ascii="Apple SD Gothic Neo" w:hAnsi="Apple SD Gothic Neo" w:eastAsia="Apple SD Gothic Neo"/>
+          <w:b w:val="0"/>
+          <w:i/>
+          <w:sz w:val="22"/>
+        </w:rPr>
+        <w:t>On the Two Different Aspects of the Representative Method: The Method of Stratified Sampling and the Method of Purposive Selection</w:t>
+      </w:r>
+      <w:r>
+        <w:rPr>
+          <w:rFonts w:ascii="Apple SD Gothic Neo" w:hAnsi="Apple SD Gothic Neo" w:eastAsia="Apple SD Gothic Neo"/>
+          <w:b w:val="0"/>
+          <w:i w:val="0"/>
+          <w:sz w:val="22"/>
+        </w:rPr>
+        <w:t>. Journal of the Royal Statistical Society 1934 — 본 연구 Level 1 (proportional allocation) · Level 2 (optimal allocation) 분해의 수학적 기초.</w:t>
       </w:r>
     </w:p>
     <w:p>
@@ -9548,22 +10008,50 @@
       </w:pPr>
       <w:r>
         <w:rPr>
-          <w:rFonts w:ascii="D2Coding" w:hAnsi="D2Coding" w:eastAsia="D2Coding"/>
-          <w:b w:val="0"/>
-          <w:i w:val="0"/>
-          <w:color w:val="E53E3E"/>
-          <w:sz w:val="19"/>
-        </w:rPr>
-        <w:t>plans/연구재설계안_20260415.md</w:t>
-      </w:r>
-      <w:r>
-        <w:rPr>
-          <w:rFonts w:ascii="Apple SD Gothic Neo" w:hAnsi="Apple SD Gothic Neo" w:eastAsia="Apple SD Gothic Neo"/>
-          <w:b w:val="0"/>
-          <w:i w:val="0"/>
-          <w:sz w:val="22"/>
-        </w:rPr>
-        <w:t xml:space="preserve"> — v4 수정본 (4/15)</w:t>
+          <w:rFonts w:ascii="Apple SD Gothic Neo" w:hAnsi="Apple SD Gothic Neo" w:eastAsia="Apple SD Gothic Neo"/>
+          <w:b w:val="0"/>
+          <w:i w:val="0"/>
+          <w:sz w:val="22"/>
+        </w:rPr>
+        <w:t xml:space="preserve">Cochran, W. G. </w:t>
+      </w:r>
+      <w:r>
+        <w:rPr>
+          <w:rFonts w:ascii="Apple SD Gothic Neo" w:hAnsi="Apple SD Gothic Neo" w:eastAsia="Apple SD Gothic Neo"/>
+          <w:b w:val="0"/>
+          <w:i/>
+          <w:sz w:val="22"/>
+        </w:rPr>
+        <w:t>Sampling Techniques</w:t>
+      </w:r>
+      <w:r>
+        <w:rPr>
+          <w:rFonts w:ascii="Apple SD Gothic Neo" w:hAnsi="Apple SD Gothic Neo" w:eastAsia="Apple SD Gothic Neo"/>
+          <w:b w:val="0"/>
+          <w:i w:val="0"/>
+          <w:sz w:val="22"/>
+        </w:rPr>
+        <w:t xml:space="preserve"> (3rd ed.). Wiley 1977 — 층화 샘플링 · Horvitz-Thompson 가중 추정의 교과서 참조.</w:t>
+      </w:r>
+    </w:p>
+    <w:p>
+      <w:r>
+        <w:rPr>
+          <w:rFonts w:ascii="Apple SD Gothic Neo" w:hAnsi="Apple SD Gothic Neo" w:eastAsia="Apple SD Gothic Neo"/>
+          <w:b/>
+          <w:i w:val="0"/>
+          <w:sz w:val="22"/>
+        </w:rPr>
+        <w:t>DB 층화 샘플링 (Pivot C 포지셔닝)</w:t>
+      </w:r>
+      <w:r>
+        <w:rPr>
+          <w:rFonts w:ascii="Apple SD Gothic Neo" w:hAnsi="Apple SD Gothic Neo" w:eastAsia="Apple SD Gothic Neo"/>
+          <w:b w:val="0"/>
+          <w:i w:val="0"/>
+          <w:sz w:val="22"/>
+        </w:rPr>
+        <w:t>:</w:t>
       </w:r>
     </w:p>
     <w:p>
@@ -9572,13 +10060,432 @@
       </w:pPr>
       <w:r>
         <w:rPr>
+          <w:rFonts w:ascii="Apple SD Gothic Neo" w:hAnsi="Apple SD Gothic Neo" w:eastAsia="Apple SD Gothic Neo"/>
+          <w:b w:val="0"/>
+          <w:i w:val="0"/>
+          <w:sz w:val="22"/>
+        </w:rPr>
+        <w:t xml:space="preserve">Acharya, S., Gibbons, P. B., Poosala, V., and Ramaswamy, S. </w:t>
+      </w:r>
+      <w:r>
+        <w:rPr>
+          <w:rFonts w:ascii="Apple SD Gothic Neo" w:hAnsi="Apple SD Gothic Neo" w:eastAsia="Apple SD Gothic Neo"/>
+          <w:b w:val="0"/>
+          <w:i/>
+          <w:sz w:val="22"/>
+        </w:rPr>
+        <w:t>Congressional Samples for Approximate Answering of Group-By Queries</w:t>
+      </w:r>
+      <w:r>
+        <w:rPr>
+          <w:rFonts w:ascii="Apple SD Gothic Neo" w:hAnsi="Apple SD Gothic Neo" w:eastAsia="Apple SD Gothic Neo"/>
+          <w:b w:val="0"/>
+          <w:i w:val="0"/>
+          <w:sz w:val="22"/>
+        </w:rPr>
+        <w:t>. SIGMOD 1999 — DB 에서의 층화 샘플링 본격 도입.</w:t>
+      </w:r>
+    </w:p>
+    <w:p>
+      <w:pPr>
+        <w:pStyle w:val="ListBullet"/>
+      </w:pPr>
+      <w:r>
+        <w:rPr>
+          <w:rFonts w:ascii="Apple SD Gothic Neo" w:hAnsi="Apple SD Gothic Neo" w:eastAsia="Apple SD Gothic Neo"/>
+          <w:b w:val="0"/>
+          <w:i w:val="0"/>
+          <w:sz w:val="22"/>
+        </w:rPr>
+        <w:t xml:space="preserve">Chaudhuri, S., Das, G., and Narasayya, V. </w:t>
+      </w:r>
+      <w:r>
+        <w:rPr>
+          <w:rFonts w:ascii="Apple SD Gothic Neo" w:hAnsi="Apple SD Gothic Neo" w:eastAsia="Apple SD Gothic Neo"/>
+          <w:b w:val="0"/>
+          <w:i/>
+          <w:sz w:val="22"/>
+        </w:rPr>
+        <w:t>A Robust, Optimization-Based Approach for Approximate Answering of Aggregate Queries</w:t>
+      </w:r>
+      <w:r>
+        <w:rPr>
+          <w:rFonts w:ascii="Apple SD Gothic Neo" w:hAnsi="Apple SD Gothic Neo" w:eastAsia="Apple SD Gothic Neo"/>
+          <w:b w:val="0"/>
+          <w:i w:val="0"/>
+          <w:sz w:val="22"/>
+        </w:rPr>
+        <w:t>. SIGMOD 2001 — stratified AQP 의 견고성 분석.</w:t>
+      </w:r>
+    </w:p>
+    <w:p>
+      <w:pPr>
+        <w:pStyle w:val="ListBullet"/>
+      </w:pPr>
+      <w:r>
+        <w:rPr>
+          <w:rFonts w:ascii="Apple SD Gothic Neo" w:hAnsi="Apple SD Gothic Neo" w:eastAsia="Apple SD Gothic Neo"/>
+          <w:b w:val="0"/>
+          <w:i w:val="0"/>
+          <w:sz w:val="22"/>
+        </w:rPr>
+        <w:t xml:space="preserve">Babcock, B., Chaudhuri, S., and Das, G. </w:t>
+      </w:r>
+      <w:r>
+        <w:rPr>
+          <w:rFonts w:ascii="Apple SD Gothic Neo" w:hAnsi="Apple SD Gothic Neo" w:eastAsia="Apple SD Gothic Neo"/>
+          <w:b w:val="0"/>
+          <w:i/>
+          <w:sz w:val="22"/>
+        </w:rPr>
+        <w:t>Dynamic Sample Selection for Approximate Query Processing</w:t>
+      </w:r>
+      <w:r>
+        <w:rPr>
+          <w:rFonts w:ascii="Apple SD Gothic Neo" w:hAnsi="Apple SD Gothic Neo" w:eastAsia="Apple SD Gothic Neo"/>
+          <w:b w:val="0"/>
+          <w:i w:val="0"/>
+          <w:sz w:val="22"/>
+        </w:rPr>
+        <w:t>. SIGMOD 2003 — 쿼리 시점 동적 층화.</w:t>
+      </w:r>
+    </w:p>
+    <w:p>
+      <w:pPr>
+        <w:pStyle w:val="ListBullet"/>
+      </w:pPr>
+      <w:r>
+        <w:rPr>
+          <w:rFonts w:ascii="Apple SD Gothic Neo" w:hAnsi="Apple SD Gothic Neo" w:eastAsia="Apple SD Gothic Neo"/>
+          <w:b w:val="0"/>
+          <w:i w:val="0"/>
+          <w:sz w:val="22"/>
+        </w:rPr>
+        <w:t xml:space="preserve">Agarwal, S. et al. </w:t>
+      </w:r>
+      <w:r>
+        <w:rPr>
+          <w:rFonts w:ascii="Apple SD Gothic Neo" w:hAnsi="Apple SD Gothic Neo" w:eastAsia="Apple SD Gothic Neo"/>
+          <w:b w:val="0"/>
+          <w:i/>
+          <w:sz w:val="22"/>
+        </w:rPr>
+        <w:t>BlinkDB: Queries with Bounded Errors and Bounded Response Times on Very Large Data</w:t>
+      </w:r>
+      <w:r>
+        <w:rPr>
+          <w:rFonts w:ascii="Apple SD Gothic Neo" w:hAnsi="Apple SD Gothic Neo" w:eastAsia="Apple SD Gothic Neo"/>
+          <w:b w:val="0"/>
+          <w:i w:val="0"/>
+          <w:sz w:val="22"/>
+        </w:rPr>
+        <w:t>. EuroSys 2013 — stratified sampling 의 운영 DB 스케일링 사례.</w:t>
+      </w:r>
+    </w:p>
+    <w:p>
+      <w:r>
+        <w:rPr>
+          <w:rFonts w:ascii="Apple SD Gothic Neo" w:hAnsi="Apple SD Gothic Neo" w:eastAsia="Apple SD Gothic Neo"/>
+          <w:b/>
+          <w:i w:val="0"/>
+          <w:sz w:val="22"/>
+        </w:rPr>
+        <w:t>벡터 DB·ANN (Exqutor 경쟁 포지션)</w:t>
+      </w:r>
+      <w:r>
+        <w:rPr>
+          <w:rFonts w:ascii="Apple SD Gothic Neo" w:hAnsi="Apple SD Gothic Neo" w:eastAsia="Apple SD Gothic Neo"/>
+          <w:b w:val="0"/>
+          <w:i w:val="0"/>
+          <w:sz w:val="22"/>
+        </w:rPr>
+        <w:t>:</w:t>
+      </w:r>
+    </w:p>
+    <w:p>
+      <w:pPr>
+        <w:pStyle w:val="ListBullet"/>
+      </w:pPr>
+      <w:r>
+        <w:rPr>
+          <w:rFonts w:ascii="Apple SD Gothic Neo" w:hAnsi="Apple SD Gothic Neo" w:eastAsia="Apple SD Gothic Neo"/>
+          <w:b w:val="0"/>
+          <w:i w:val="0"/>
+          <w:sz w:val="22"/>
+        </w:rPr>
+        <w:t xml:space="preserve">Wang, J. et al. </w:t>
+      </w:r>
+      <w:r>
+        <w:rPr>
+          <w:rFonts w:ascii="Apple SD Gothic Neo" w:hAnsi="Apple SD Gothic Neo" w:eastAsia="Apple SD Gothic Neo"/>
+          <w:b w:val="0"/>
+          <w:i/>
+          <w:sz w:val="22"/>
+        </w:rPr>
+        <w:t>Milvus: A Purpose-Built Vector Data Management System</w:t>
+      </w:r>
+      <w:r>
+        <w:rPr>
+          <w:rFonts w:ascii="Apple SD Gothic Neo" w:hAnsi="Apple SD Gothic Neo" w:eastAsia="Apple SD Gothic Neo"/>
+          <w:b w:val="0"/>
+          <w:i w:val="0"/>
+          <w:sz w:val="22"/>
+        </w:rPr>
+        <w:t>. SIGMOD 2021.</w:t>
+      </w:r>
+    </w:p>
+    <w:p>
+      <w:pPr>
+        <w:pStyle w:val="ListBullet"/>
+      </w:pPr>
+      <w:r>
+        <w:rPr>
+          <w:rFonts w:ascii="Apple SD Gothic Neo" w:hAnsi="Apple SD Gothic Neo" w:eastAsia="Apple SD Gothic Neo"/>
+          <w:b w:val="0"/>
+          <w:i w:val="0"/>
+          <w:sz w:val="22"/>
+        </w:rPr>
+        <w:t xml:space="preserve">Chen, Y. et al. </w:t>
+      </w:r>
+      <w:r>
+        <w:rPr>
+          <w:rFonts w:ascii="Apple SD Gothic Neo" w:hAnsi="Apple SD Gothic Neo" w:eastAsia="Apple SD Gothic Neo"/>
+          <w:b w:val="0"/>
+          <w:i/>
+          <w:sz w:val="22"/>
+        </w:rPr>
+        <w:t>SPFresh: Incremental In-Place Update for Billion-Scale Vector Search</w:t>
+      </w:r>
+      <w:r>
+        <w:rPr>
+          <w:rFonts w:ascii="Apple SD Gothic Neo" w:hAnsi="Apple SD Gothic Neo" w:eastAsia="Apple SD Gothic Neo"/>
+          <w:b w:val="0"/>
+          <w:i w:val="0"/>
+          <w:sz w:val="22"/>
+        </w:rPr>
+        <w:t>. SOSP 2023 — IVF partition 의 INSERT 대응.</w:t>
+      </w:r>
+    </w:p>
+    <w:p>
+      <w:pPr>
+        <w:pStyle w:val="ListBullet"/>
+      </w:pPr>
+      <w:r>
+        <w:rPr>
+          <w:rFonts w:ascii="Apple SD Gothic Neo" w:hAnsi="Apple SD Gothic Neo" w:eastAsia="Apple SD Gothic Neo"/>
+          <w:b w:val="0"/>
+          <w:i w:val="0"/>
+          <w:sz w:val="22"/>
+        </w:rPr>
+        <w:t xml:space="preserve">Yang, Z. et al. </w:t>
+      </w:r>
+      <w:r>
+        <w:rPr>
+          <w:rFonts w:ascii="Apple SD Gothic Neo" w:hAnsi="Apple SD Gothic Neo" w:eastAsia="Apple SD Gothic Neo"/>
+          <w:b w:val="0"/>
+          <w:i/>
+          <w:sz w:val="22"/>
+        </w:rPr>
+        <w:t>NeuroCard: One Cardinality Estimator for All Tables</w:t>
+      </w:r>
+      <w:r>
+        <w:rPr>
+          <w:rFonts w:ascii="Apple SD Gothic Neo" w:hAnsi="Apple SD Gothic Neo" w:eastAsia="Apple SD Gothic Neo"/>
+          <w:b w:val="0"/>
+          <w:i w:val="0"/>
+          <w:sz w:val="22"/>
+        </w:rPr>
+        <w:t>. VLDB 2020 — learned cardinality estimation 의 비교 baseline.</w:t>
+      </w:r>
+    </w:p>
+    <w:p>
+      <w:r>
+        <w:rPr>
+          <w:rFonts w:ascii="Apple SD Gothic Neo" w:hAnsi="Apple SD Gothic Neo" w:eastAsia="Apple SD Gothic Neo"/>
+          <w:b/>
+          <w:i w:val="0"/>
+          <w:sz w:val="22"/>
+        </w:rPr>
+        <w:t>등가성 검정 및 다중 비교 (CONSISTENT 판정 · W6 계획 근거)</w:t>
+      </w:r>
+      <w:r>
+        <w:rPr>
+          <w:rFonts w:ascii="Apple SD Gothic Neo" w:hAnsi="Apple SD Gothic Neo" w:eastAsia="Apple SD Gothic Neo"/>
+          <w:b w:val="0"/>
+          <w:i w:val="0"/>
+          <w:sz w:val="22"/>
+        </w:rPr>
+        <w:t>:</w:t>
+      </w:r>
+    </w:p>
+    <w:p>
+      <w:pPr>
+        <w:pStyle w:val="ListBullet"/>
+      </w:pPr>
+      <w:r>
+        <w:rPr>
+          <w:rFonts w:ascii="Apple SD Gothic Neo" w:hAnsi="Apple SD Gothic Neo" w:eastAsia="Apple SD Gothic Neo"/>
+          <w:b w:val="0"/>
+          <w:i w:val="0"/>
+          <w:sz w:val="22"/>
+        </w:rPr>
+        <w:t xml:space="preserve">Schuirmann, D. J. </w:t>
+      </w:r>
+      <w:r>
+        <w:rPr>
+          <w:rFonts w:ascii="Apple SD Gothic Neo" w:hAnsi="Apple SD Gothic Neo" w:eastAsia="Apple SD Gothic Neo"/>
+          <w:b w:val="0"/>
+          <w:i/>
+          <w:sz w:val="22"/>
+        </w:rPr>
+        <w:t>A Comparison of the Two One-Sided Tests Procedure and the Power Approach for Assessing the Equivalence of Average Bioavailability</w:t>
+      </w:r>
+      <w:r>
+        <w:rPr>
+          <w:rFonts w:ascii="Apple SD Gothic Neo" w:hAnsi="Apple SD Gothic Neo" w:eastAsia="Apple SD Gothic Neo"/>
+          <w:b w:val="0"/>
+          <w:i w:val="0"/>
+          <w:sz w:val="22"/>
+        </w:rPr>
+        <w:t>. Journal of Pharmacokinetics and Biopharmaceutics 1987 (TOST) — CI overlap 대신 사용할 공식 equivalence test.</w:t>
+      </w:r>
+    </w:p>
+    <w:p>
+      <w:pPr>
+        <w:pStyle w:val="ListBullet"/>
+      </w:pPr>
+      <w:r>
+        <w:rPr>
+          <w:rFonts w:ascii="Apple SD Gothic Neo" w:hAnsi="Apple SD Gothic Neo" w:eastAsia="Apple SD Gothic Neo"/>
+          <w:b w:val="0"/>
+          <w:i w:val="0"/>
+          <w:sz w:val="22"/>
+        </w:rPr>
+        <w:t xml:space="preserve">Benjamini, Y. and Hochberg, Y. </w:t>
+      </w:r>
+      <w:r>
+        <w:rPr>
+          <w:rFonts w:ascii="Apple SD Gothic Neo" w:hAnsi="Apple SD Gothic Neo" w:eastAsia="Apple SD Gothic Neo"/>
+          <w:b w:val="0"/>
+          <w:i/>
+          <w:sz w:val="22"/>
+        </w:rPr>
+        <w:t>Controlling the False Discovery Rate: a Practical and Powerful Approach to Multiple Testing</w:t>
+      </w:r>
+      <w:r>
+        <w:rPr>
+          <w:rFonts w:ascii="Apple SD Gothic Neo" w:hAnsi="Apple SD Gothic Neo" w:eastAsia="Apple SD Gothic Neo"/>
+          <w:b w:val="0"/>
+          <w:i w:val="0"/>
+          <w:sz w:val="22"/>
+        </w:rPr>
+        <w:t>. JRSS-B 1995 — multiple testing 의 BH-FDR 보정 (W6 에 full ablation 의 110+ 검정에 적용 예정).</w:t>
+      </w:r>
+    </w:p>
+    <w:p>
+      <w:pPr>
+        <w:pStyle w:val="ListBullet"/>
+      </w:pPr>
+      <w:r>
+        <w:rPr>
+          <w:rFonts w:ascii="Apple SD Gothic Neo" w:hAnsi="Apple SD Gothic Neo" w:eastAsia="Apple SD Gothic Neo"/>
+          <w:b w:val="0"/>
+          <w:i w:val="0"/>
+          <w:sz w:val="22"/>
+        </w:rPr>
+        <w:t xml:space="preserve">Cohen, J. </w:t>
+      </w:r>
+      <w:r>
+        <w:rPr>
+          <w:rFonts w:ascii="Apple SD Gothic Neo" w:hAnsi="Apple SD Gothic Neo" w:eastAsia="Apple SD Gothic Neo"/>
+          <w:b w:val="0"/>
+          <w:i/>
+          <w:sz w:val="22"/>
+        </w:rPr>
+        <w:t>Statistical Power Analysis for the Behavioral Sciences</w:t>
+      </w:r>
+      <w:r>
+        <w:rPr>
+          <w:rFonts w:ascii="Apple SD Gothic Neo" w:hAnsi="Apple SD Gothic Neo" w:eastAsia="Apple SD Gothic Neo"/>
+          <w:b w:val="0"/>
+          <w:i w:val="0"/>
+          <w:sz w:val="22"/>
+        </w:rPr>
+        <w:t xml:space="preserve"> (2nd ed.). Lawrence Erlbaum 1988 — 효과 크기 (Cohen's d) · 검정력 분석 참조.</w:t>
+      </w:r>
+    </w:p>
+    <w:p>
+      <w:pPr>
+        <w:pStyle w:val="Heading2"/>
+      </w:pPr>
+      <w:r>
+        <w:rPr>
+          <w:rFonts w:ascii="Apple SD Gothic Neo" w:hAnsi="Apple SD Gothic Neo" w:eastAsia="Apple SD Gothic Neo"/>
+        </w:rPr>
+        <w:t>부록 — 참조 문서</w:t>
+      </w:r>
+    </w:p>
+    <w:p>
+      <w:pPr>
+        <w:pStyle w:val="ListBullet"/>
+      </w:pPr>
+      <w:r>
+        <w:rPr>
           <w:rFonts w:ascii="D2Coding" w:hAnsi="D2Coding" w:eastAsia="D2Coding"/>
           <w:b w:val="0"/>
           <w:i w:val="0"/>
           <w:color w:val="E53E3E"/>
           <w:sz w:val="19"/>
         </w:rPr>
-        <w:t>plans/RQ3 설계안.md</w:t>
+        <w:t>plans/archive/연구설계안_20260403_162818.md</w:t>
+      </w:r>
+      <w:r>
+        <w:rPr>
+          <w:rFonts w:ascii="Apple SD Gothic Neo" w:hAnsi="Apple SD Gothic Neo" w:eastAsia="Apple SD Gothic Neo"/>
+          <w:b w:val="0"/>
+          <w:i w:val="0"/>
+          <w:sz w:val="22"/>
+        </w:rPr>
+        <w:t xml:space="preserve"> — v3 원안 (4/3 교수님 미팅 후)</w:t>
+      </w:r>
+    </w:p>
+    <w:p>
+      <w:pPr>
+        <w:pStyle w:val="ListBullet"/>
+      </w:pPr>
+      <w:r>
+        <w:rPr>
+          <w:rFonts w:ascii="D2Coding" w:hAnsi="D2Coding" w:eastAsia="D2Coding"/>
+          <w:b w:val="0"/>
+          <w:i w:val="0"/>
+          <w:color w:val="E53E3E"/>
+          <w:sz w:val="19"/>
+        </w:rPr>
+        <w:t>plans/연구재설계안_20260415_131400.md</w:t>
+      </w:r>
+      <w:r>
+        <w:rPr>
+          <w:rFonts w:ascii="Apple SD Gothic Neo" w:hAnsi="Apple SD Gothic Neo" w:eastAsia="Apple SD Gothic Neo"/>
+          <w:b w:val="0"/>
+          <w:i w:val="0"/>
+          <w:sz w:val="22"/>
+        </w:rPr>
+        <w:t xml:space="preserve"> — v4 수정본 (4/15)</w:t>
+      </w:r>
+    </w:p>
+    <w:p>
+      <w:pPr>
+        <w:pStyle w:val="ListBullet"/>
+      </w:pPr>
+      <w:r>
+        <w:rPr>
+          <w:rFonts w:ascii="D2Coding" w:hAnsi="D2Coding" w:eastAsia="D2Coding"/>
+          <w:b w:val="0"/>
+          <w:i w:val="0"/>
+          <w:color w:val="E53E3E"/>
+          <w:sz w:val="19"/>
+        </w:rPr>
+        <w:t>plans/RQ3설계안_20260416_213500.md</w:t>
       </w:r>
       <w:r>
         <w:rPr>
